--- a/backend/app/templates/bundle/gdpr_template.docx
+++ b/backend/app/templates/bundle/gdpr_template.docx
@@ -1482,7 +1482,7 @@
           <w:sz w:val="22"/>
           <w:szCs w:val="22"/>
         </w:rPr>
-        <w:t>          ....................          ....................</w:t>
+        <w:t xml:space="preserve">          ....................          {{PODPIS_ZAMESTNANCE}}</w:t>
       </w:r>
     </w:p>
     <w:p>
